--- a/PBrownProject2.docx
+++ b/PBrownProject2.docx
@@ -8067,6 +8067,12 @@
       </w:r>
     </w:p>
     <w:p>
+      <w:pPr/>
+      <w:r>
+        <w:t>I also created the GitHub repository, uploaded the project materials, and organized the source datasets, figures, and analysis outputs into their designated folders. This established the repository structure expected by the notebook’s relative file paths. These contributions involved project organization and submission preparation; I did not modify the supplied analysis code.</w:t>
+      </w:r>
+    </w:p>
+    <w:p>
       <w:pPr>
         <w:pStyle w:val="Heading2"/>
       </w:pPr>
